--- a/docs/就職活動メモシステム.プログラム設計書.docx
+++ b/docs/就職活動メモシステム.プログラム設計書.docx
@@ -1612,7 +1612,7 @@
           </w:tcPr>
           <w:p>
             <w:r>
-              <w:t>型（STRING：文字列型／NUMERIC：数値型／MEMO：メモ型／CHECKBOX：チェックボックス）</w:t>
+              <w:t>型（STRING：文字列型／NUMERIC：数値型／MEMO：メモ型／CHECKBOX：チェックボックス／DATE：日付型）</w:t>
             </w:r>
           </w:p>
         </w:tc>
@@ -3887,7 +3887,7 @@
           </w:tcPr>
           <w:p>
             <w:r>
-              <w:t>項目設定に応じて入力部品を切り替える。テキスト／テキストエリア／ドロップダウンリスト（コードID指定項目、選択肢はコードマスタ）／チェックボックス（チェックボックス項目）</w:t>
+              <w:t>項目設定に応じて入力部品を切り替える。テキスト／テキストエリア／ドロップダウンリスト（コードID指定項目、選択肢はコードマスタ）／チェックボックス（チェックボックス項目）／カレンダー入力（日付型項目、保存値は数字のみ yyyyMMdd）</w:t>
             </w:r>
           </w:p>
         </w:tc>
